--- a/00_교재_집필/레크리에이션지도_교재_목차.docx
+++ b/00_교재_집필/레크리에이션지도_교재_목차.docx
@@ -319,6 +319,20 @@
           <w:szCs w:val="20"/>
         </w:rPr>
         <w:t xml:space="preserve">5. 어원의 대비가 드러내는 여가관의 세 갈래</w:t>
+      </w:r>
+    </w:p>
+    <w:p>
+      <w:pPr>
+        <w:spacing w:after="60" w:line="288"/>
+        <w:ind w:left="403" w:hanging="288"/>
+      </w:pPr>
+      <w:r>
+        <w:rPr>
+          <w:rFonts w:ascii="Malgun Gothic" w:cs="Malgun Gothic" w:eastAsia="Malgun Gothic" w:hAnsi="Malgun Gothic"/>
+          <w:sz w:val="20"/>
+          <w:szCs w:val="20"/>
+        </w:rPr>
+        <w:t xml:space="preserve">6. 그리고 한국어 '여가' — 잔여로서의 시간</w:t>
       </w:r>
     </w:p>
     <w:p>
